--- a/LISTA DE COMANDO ÚTILES GIT.docx
+++ b/LISTA DE COMANDO ÚTILES GIT.docx
@@ -26,6 +26,18 @@
           <w:szCs w:val="28"/>
         </w:rPr>
         <w:t>LISTA DE COMANDO ÚTILES GIT</w:t>
+      </w:r>
+      <w:r>
+        <w:rPr>
+          <w:rFonts w:ascii="Arial" w:hAnsi="Arial" w:cs="Arial"/>
+          <w:b/>
+          <w:bCs/>
+          <w:i/>
+          <w:iCs/>
+          <w:sz w:val="28"/>
+          <w:szCs w:val="28"/>
+        </w:rPr>
+        <w:t xml:space="preserve"> 2</w:t>
       </w:r>
     </w:p>
     <w:p>
@@ -4138,6 +4150,7 @@
   <w:style w:type="character" w:default="1" w:styleId="Fuentedeprrafopredeter">
     <w:name w:val="Default Paragraph Font"/>
     <w:uiPriority w:val="1"/>
+    <w:semiHidden/>
     <w:unhideWhenUsed/>
   </w:style>
   <w:style w:type="table" w:default="1" w:styleId="Tablanormal">
